--- a/backend/templates/unidad_aprendizaje.docx
+++ b/backend/templates/unidad_aprendizaje.docx
@@ -3219,9 +3219,9 @@
           <w:lang w:val="es-PE"/>
         </w:rPr>
         <w:drawing>
-          <wp:inline distT="0" distB="0" distL="0" distR="0" wp14:anchorId="07989BED" wp14:editId="4E15845A">
-            <wp:extent cx="4902200" cy="2924786"/>
-            <wp:effectExtent l="0" t="0" r="0" b="9525"/>
+          <wp:inline distT="0" distB="0" distL="0" distR="0" wp14:anchorId="07989BED" wp14:editId="68935948">
+            <wp:extent cx="4930028" cy="2543175"/>
+            <wp:effectExtent l="0" t="0" r="4445" b="0"/>
             <wp:docPr id="2" name="Imagen 2"/>
             <wp:cNvGraphicFramePr>
               <a:graphicFrameLocks xmlns:a="http://schemas.openxmlformats.org/drawingml/2006/main" noChangeAspect="1"/>
@@ -3233,23 +3233,21 @@
                     <pic:cNvPr id="2" name="Imagen 2"/>
                     <pic:cNvPicPr/>
                   </pic:nvPicPr>
-                  <pic:blipFill>
-                    <a:blip r:embed="rId11">
+                  <pic:blipFill rotWithShape="1">
+                    <a:blip r:embed="rId11" cstate="print">
                       <a:extLst>
                         <a:ext uri="{28A0092B-C50C-407E-A947-70E740481C1C}">
                           <a14:useLocalDpi xmlns:a14="http://schemas.microsoft.com/office/drawing/2010/main" val="0"/>
                         </a:ext>
                       </a:extLst>
                     </a:blip>
-                    <a:srcRect t="20169" b="20169"/>
-                    <a:stretch>
-                      <a:fillRect/>
-                    </a:stretch>
+                    <a:srcRect/>
+                    <a:stretch/>
                   </pic:blipFill>
                   <pic:spPr bwMode="auto">
                     <a:xfrm>
                       <a:off x="0" y="0"/>
-                      <a:ext cx="4914701" cy="2932245"/>
+                      <a:ext cx="4949749" cy="2553348"/>
                     </a:xfrm>
                     <a:prstGeom prst="rect">
                       <a:avLst/>
@@ -10062,7 +10060,7 @@
       <mc:AlternateContent>
         <mc:Choice Requires="wpg">
           <w:drawing>
-            <wp:anchor distT="0" distB="0" distL="114300" distR="114300" simplePos="0" relativeHeight="251671552" behindDoc="0" locked="0" layoutInCell="1" allowOverlap="1" wp14:anchorId="7CDAE9E6" wp14:editId="5D2B279F">
+            <wp:anchor distT="0" distB="0" distL="114300" distR="114300" simplePos="0" relativeHeight="251671552" behindDoc="0" locked="0" layoutInCell="1" allowOverlap="1" wp14:anchorId="7CDAE9E6" wp14:editId="00453EE2">
               <wp:simplePos x="0" y="0"/>
               <wp:positionH relativeFrom="column">
                 <wp:posOffset>-87630</wp:posOffset>
@@ -10461,8 +10459,8 @@
                             </a:path>
                           </a:pathLst>
                         </a:custGeom>
-                        <a:blipFill dpi="0" rotWithShape="1">
-                          <a:blip r:embed="rId1">
+                        <a:blipFill>
+                          <a:blip r:embed="rId1" cstate="print">
                             <a:extLst>
                               <a:ext uri="{28A0092B-C50C-407E-A947-70E740481C1C}">
                                 <a14:useLocalDpi xmlns:a14="http://schemas.microsoft.com/office/drawing/2010/main" val="0"/>
@@ -10471,7 +10469,7 @@
                           </a:blip>
                           <a:srcRect/>
                           <a:stretch>
-                            <a:fillRect l="-7543" t="-1756" r="-35023"/>
+                            <a:fillRect/>
                           </a:stretch>
                         </a:blipFill>
                         <a:ln>
@@ -10550,7 +10548,7 @@
         </mc:Choice>
         <mc:Fallback>
           <w:pict>
-            <v:group w14:anchorId="6870F85C" id="Grupo 1711155775" o:spid="_x0000_s1026" style="position:absolute;margin-left:-6.9pt;margin-top:-35.4pt;width:531.15pt;height:720.95pt;z-index:251671552;mso-height-relative:margin" coordsize="67455,91560" o:gfxdata="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">
+            <v:group w14:anchorId="09C97750" id="Grupo 1711155775" o:spid="_x0000_s1026" style="position:absolute;margin-left:-6.9pt;margin-top:-35.4pt;width:531.15pt;height:720.95pt;z-index:251671552;mso-height-relative:margin" coordsize="67455,91560" o:gfxdata="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">
               <v:shape id="Rectángulo 4" o:spid="_x0000_s1027" style="position:absolute;left:3810;top:42862;width:57240;height:12021;rotation:2942299fd;visibility:visible;mso-wrap-style:square;v-text-anchor:middle" coordsize="5785806,1202619" o:gfxdata="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" path="m,l5785806,16237r-16171,1186382l,1171377,,xe" fillcolor="#ed7d31 [3205]" stroked="f" strokeweight="1pt">
                 <v:fill color2="#c45911 [2405]" rotate="t" focusposition="1,1" focussize="" colors="0 #ed7d31;47186f #ed7d31" focus="100%" type="gradientRadial"/>
                 <v:stroke joinstyle="miter"/>
@@ -10561,7 +10559,7 @@
                 <v:stroke joinstyle="miter"/>
                 <v:path arrowok="t" o:connecttype="custom" o:connectlocs="2469382,0;4141470,0;836044,3305175;0,2469196" o:connectangles="0,0,0,0"/>
               </v:shape>
-              <v:shape id="Forma libre: forma 13" o:spid="_x0000_s1029" style="position:absolute;left:18626;width:48829;height:64031;visibility:visible;mso-wrap-style:square;v-text-anchor:middle" coordsize="4882886,6403177" o:gfxdata="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" path="m2484747,l4882886,r,5438721l3918430,6403177,,2484748,2484747,xe" stroked="f" strokeweight="1pt">
+              <v:shape id="Forma libre: forma 13" o:spid="_x0000_s1029" style="position:absolute;left:18626;width:48829;height:64031;visibility:visible;mso-wrap-style:square;v-text-anchor:middle" coordsize="4882886,6403177" o:gfxdata="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" path="m2484747,l4882886,r,5438721l3918430,6403177,,2484748,2484747,xe" stroked="f" strokeweight="1pt">
                 <v:fill r:id="rId2" o:title="" recolor="t" rotate="t" type="frame"/>
                 <v:stroke joinstyle="miter"/>
                 <v:path arrowok="t" o:connecttype="custom" o:connectlocs="2484747,0;4882886,0;4882886,5438721;3918430,6403177;0,2484748" o:connectangles="0,0,0,0,0"/>
@@ -15978,14 +15976,14 @@
         <v:path o:extrusionok="f" gradientshapeok="t" o:connecttype="rect"/>
         <o:lock v:ext="edit" aspectratio="t"/>
       </v:shapetype>
-      <v:shape id="_x0000_i1150" type="#_x0000_t75" style="width:384.05pt;height:384.05pt" o:bullet="t">
+      <v:shape id="_x0000_i1054" type="#_x0000_t75" style="width:384.05pt;height:384.05pt" o:bullet="t">
         <v:imagedata r:id="rId1" o:title="8743996"/>
       </v:shape>
     </w:pict>
   </w:numPicBullet>
   <w:numPicBullet w:numPicBulletId="1">
     <w:pict>
-      <v:shape id="_x0000_i1151" type="#_x0000_t75" style="width:768pt;height:768pt" o:bullet="t">
+      <v:shape id="_x0000_i1055" type="#_x0000_t75" style="width:768pt;height:768pt" o:bullet="t">
         <v:imagedata r:id="rId2" o:title="1f4da"/>
       </v:shape>
     </w:pict>
